--- a/Deliverables.docx
+++ b/Deliverables.docx
@@ -201,10 +201,12 @@
         <w:t xml:space="preserve">$ cat </w:t>
       </w:r>
       <w:proofErr w:type="spellStart"/>
+      <w:proofErr w:type="gramStart"/>
       <w:r>
         <w:t>instance.json</w:t>
       </w:r>
       <w:proofErr w:type="spellEnd"/>
+      <w:proofErr w:type="gramEnd"/>
       <w:r>
         <w:t xml:space="preserve"> </w:t>
       </w:r>
@@ -318,9 +320,11 @@
         <w:t>Ebs</w:t>
       </w:r>
       <w:proofErr w:type="spellEnd"/>
+      <w:proofErr w:type="gramStart"/>
       <w:r>
         <w:t>": {</w:t>
       </w:r>
+      <w:proofErr w:type="gramEnd"/>
     </w:p>
     <w:p>
       <w:r>
@@ -434,21 +438,36 @@
         <w:t>IamInstanceProfile</w:t>
       </w:r>
       <w:proofErr w:type="spellEnd"/>
+      <w:proofErr w:type="gramStart"/>
       <w:r>
         <w:t>": {</w:t>
       </w:r>
+      <w:proofErr w:type="gramEnd"/>
     </w:p>
     <w:p>
       <w:r>
         <w:t xml:space="preserve">                        "Arn": "</w:t>
       </w:r>
       <w:proofErr w:type="spellStart"/>
-      <w:r>
-        <w:t>arn:aws:iam</w:t>
-      </w:r>
-      <w:proofErr w:type="spellEnd"/>
-      <w:r>
-        <w:t>::047719649044:instance-profile/Lab1",</w:t>
+      <w:proofErr w:type="gramStart"/>
+      <w:r>
+        <w:t>arn:aws</w:t>
+      </w:r>
+      <w:proofErr w:type="gramEnd"/>
+      <w:r>
+        <w:t>:</w:t>
+      </w:r>
+      <w:proofErr w:type="gramStart"/>
+      <w:r>
+        <w:t>iam</w:t>
+      </w:r>
+      <w:proofErr w:type="spellEnd"/>
+      <w:r>
+        <w:t>::047719649044:instance</w:t>
+      </w:r>
+      <w:proofErr w:type="gramEnd"/>
+      <w:r>
+        <w:t>-profile/Lab1",</w:t>
       </w:r>
     </w:p>
     <w:p>
@@ -481,8 +500,13 @@
     </w:p>
     <w:p>
       <w:r>
-        <w:t xml:space="preserve">                            "Association": {</w:t>
-      </w:r>
+        <w:t xml:space="preserve">                            "Association</w:t>
+      </w:r>
+      <w:proofErr w:type="gramStart"/>
+      <w:r>
+        <w:t>": {</w:t>
+      </w:r>
+      <w:proofErr w:type="gramEnd"/>
     </w:p>
     <w:p>
       <w:r>
@@ -530,8 +554,13 @@
     </w:p>
     <w:p>
       <w:r>
-        <w:t xml:space="preserve">                            "Attachment": {</w:t>
-      </w:r>
+        <w:t xml:space="preserve">                            "Attachment</w:t>
+      </w:r>
+      <w:proofErr w:type="gramStart"/>
+      <w:r>
+        <w:t>": {</w:t>
+      </w:r>
+      <w:proofErr w:type="gramEnd"/>
     </w:p>
     <w:p>
       <w:r>
@@ -710,7 +739,23 @@
       </w:r>
       <w:proofErr w:type="spellEnd"/>
       <w:r>
-        <w:t>": "0a:ff:ea:50:eb:5f",</w:t>
+        <w:t>": "0</w:t>
+      </w:r>
+      <w:proofErr w:type="gramStart"/>
+      <w:r>
+        <w:t>a:ff</w:t>
+      </w:r>
+      <w:proofErr w:type="gramEnd"/>
+      <w:r>
+        <w:t>:ea:</w:t>
+      </w:r>
+      <w:proofErr w:type="gramStart"/>
+      <w:r>
+        <w:t>50:eb</w:t>
+      </w:r>
+      <w:proofErr w:type="gramEnd"/>
+      <w:r>
+        <w:t>:5f",</w:t>
       </w:r>
     </w:p>
     <w:p>
@@ -785,8 +830,13 @@
     </w:p>
     <w:p>
       <w:r>
-        <w:t xml:space="preserve">                                    "Association": {</w:t>
-      </w:r>
+        <w:t xml:space="preserve">                                    "Association</w:t>
+      </w:r>
+      <w:proofErr w:type="gramStart"/>
+      <w:r>
+        <w:t>": {</w:t>
+      </w:r>
+      <w:proofErr w:type="gramEnd"/>
     </w:p>
     <w:p>
       <w:r>
@@ -932,8 +982,13 @@
     </w:p>
     <w:p>
       <w:r>
-        <w:t xml:space="preserve">                            "Operator": {</w:t>
-      </w:r>
+        <w:t xml:space="preserve">                            "Operator</w:t>
+      </w:r>
+      <w:proofErr w:type="gramStart"/>
+      <w:r>
+        <w:t>": {</w:t>
+      </w:r>
+      <w:proofErr w:type="gramEnd"/>
     </w:p>
     <w:p>
       <w:r>
@@ -1204,9 +1259,11 @@
         <w:t>CapacityReservationSpecification</w:t>
       </w:r>
       <w:proofErr w:type="spellEnd"/>
+      <w:proofErr w:type="gramStart"/>
       <w:r>
         <w:t>": {</w:t>
       </w:r>
+      <w:proofErr w:type="gramEnd"/>
     </w:p>
     <w:p>
       <w:r>
@@ -1235,9 +1292,11 @@
         <w:t>HibernationOptions</w:t>
       </w:r>
       <w:proofErr w:type="spellEnd"/>
+      <w:proofErr w:type="gramStart"/>
       <w:r>
         <w:t>": {</w:t>
       </w:r>
+      <w:proofErr w:type="gramEnd"/>
     </w:p>
     <w:p>
       <w:r>
@@ -1258,9 +1317,11 @@
         <w:t>MetadataOptions</w:t>
       </w:r>
       <w:proofErr w:type="spellEnd"/>
+      <w:proofErr w:type="gramStart"/>
       <w:r>
         <w:t>": {</w:t>
       </w:r>
+      <w:proofErr w:type="gramEnd"/>
     </w:p>
     <w:p>
       <w:r>
@@ -1338,9 +1399,11 @@
         <w:t>EnclaveOptions</w:t>
       </w:r>
       <w:proofErr w:type="spellEnd"/>
+      <w:proofErr w:type="gramStart"/>
       <w:r>
         <w:t>": {</w:t>
       </w:r>
+      <w:proofErr w:type="gramEnd"/>
     </w:p>
     <w:p>
       <w:r>
@@ -1429,9 +1492,11 @@
         <w:t>PrivateDnsNameOptions</w:t>
       </w:r>
       <w:proofErr w:type="spellEnd"/>
+      <w:proofErr w:type="gramStart"/>
       <w:r>
         <w:t>": {</w:t>
       </w:r>
+      <w:proofErr w:type="gramEnd"/>
     </w:p>
     <w:p>
       <w:r>
@@ -1494,9 +1559,11 @@
         <w:t>MaintenanceOptions</w:t>
       </w:r>
       <w:proofErr w:type="spellEnd"/>
+      <w:proofErr w:type="gramStart"/>
       <w:r>
         <w:t>": {</w:t>
       </w:r>
+      <w:proofErr w:type="gramEnd"/>
     </w:p>
     <w:p>
       <w:r>
@@ -1551,9 +1618,11 @@
         <w:t>NetworkPerformanceOptions</w:t>
       </w:r>
       <w:proofErr w:type="spellEnd"/>
+      <w:proofErr w:type="gramStart"/>
       <w:r>
         <w:t>": {</w:t>
       </w:r>
+      <w:proofErr w:type="gramEnd"/>
     </w:p>
     <w:p>
       <w:r>
@@ -1575,8 +1644,13 @@
     </w:p>
     <w:p>
       <w:r>
-        <w:t xml:space="preserve">                    "Operator": {</w:t>
-      </w:r>
+        <w:t xml:space="preserve">                    "Operator</w:t>
+      </w:r>
+      <w:proofErr w:type="gramStart"/>
+      <w:r>
+        <w:t>": {</w:t>
+      </w:r>
+      <w:proofErr w:type="gramEnd"/>
     </w:p>
     <w:p>
       <w:r>
@@ -1616,8 +1690,13 @@
     </w:p>
     <w:p>
       <w:r>
-        <w:t xml:space="preserve">                    "State": {</w:t>
-      </w:r>
+        <w:t xml:space="preserve">                    "State</w:t>
+      </w:r>
+      <w:proofErr w:type="gramStart"/>
+      <w:r>
+        <w:t>": {</w:t>
+      </w:r>
+      <w:proofErr w:type="gramEnd"/>
     </w:p>
     <w:p>
       <w:r>
@@ -1709,7 +1788,15 @@
       </w:r>
       <w:proofErr w:type="spellEnd"/>
       <w:r>
-        <w:t>": "t2.micro",</w:t>
+        <w:t>": "t</w:t>
+      </w:r>
+      <w:proofErr w:type="gramStart"/>
+      <w:r>
+        <w:t>2.micro</w:t>
+      </w:r>
+      <w:proofErr w:type="gramEnd"/>
+      <w:r>
+        <w:t>",</w:t>
       </w:r>
     </w:p>
     <w:p>
@@ -1727,8 +1814,13 @@
     </w:p>
     <w:p>
       <w:r>
-        <w:t xml:space="preserve">                    "Placement": {</w:t>
-      </w:r>
+        <w:t xml:space="preserve">                    "Placement</w:t>
+      </w:r>
+      <w:proofErr w:type="gramStart"/>
+      <w:r>
+        <w:t>": {</w:t>
+      </w:r>
+      <w:proofErr w:type="gramEnd"/>
     </w:p>
     <w:p>
       <w:r>
@@ -1781,8 +1873,13 @@
     </w:p>
     <w:p>
       <w:r>
-        <w:t xml:space="preserve">                    "Monitoring": {</w:t>
-      </w:r>
+        <w:t xml:space="preserve">                    "Monitoring</w:t>
+      </w:r>
+      <w:proofErr w:type="gramStart"/>
+      <w:r>
+        <w:t>": {</w:t>
+      </w:r>
+      <w:proofErr w:type="gramEnd"/>
     </w:p>
     <w:p>
       <w:r>
@@ -1876,10 +1973,12 @@
         <w:t xml:space="preserve">$ cat </w:t>
       </w:r>
       <w:proofErr w:type="spellStart"/>
+      <w:proofErr w:type="gramStart"/>
       <w:r>
         <w:t>rds.json</w:t>
       </w:r>
       <w:proofErr w:type="spellEnd"/>
+      <w:proofErr w:type="gramEnd"/>
       <w:r>
         <w:t xml:space="preserve"> </w:t>
       </w:r>
@@ -2003,8 +2102,13 @@
     </w:p>
     <w:p>
       <w:r>
-        <w:t xml:space="preserve">            "Endpoint": {</w:t>
-      </w:r>
+        <w:t xml:space="preserve">            "Endpoint</w:t>
+      </w:r>
+      <w:proofErr w:type="gramStart"/>
+      <w:r>
+        <w:t>": {</w:t>
+      </w:r>
+      <w:proofErr w:type="gramEnd"/>
     </w:p>
     <w:p>
       <w:r>
@@ -2201,7 +2305,15 @@
       </w:r>
       <w:proofErr w:type="spellEnd"/>
       <w:r>
-        <w:t>": "default.mysql8.0",</w:t>
+        <w:t>": "</w:t>
+      </w:r>
+      <w:proofErr w:type="gramStart"/>
+      <w:r>
+        <w:t>default.mysql</w:t>
+      </w:r>
+      <w:proofErr w:type="gramEnd"/>
+      <w:r>
+        <w:t>8.0",</w:t>
       </w:r>
     </w:p>
     <w:p>
@@ -2249,9 +2361,11 @@
         <w:t>DBSubnetGroup</w:t>
       </w:r>
       <w:proofErr w:type="spellEnd"/>
+      <w:proofErr w:type="gramStart"/>
       <w:r>
         <w:t>": {</w:t>
       </w:r>
+      <w:proofErr w:type="gramEnd"/>
     </w:p>
     <w:p>
       <w:r>
@@ -2337,9 +2451,11 @@
         <w:t>SubnetAvailabilityZone</w:t>
       </w:r>
       <w:proofErr w:type="spellEnd"/>
+      <w:proofErr w:type="gramStart"/>
       <w:r>
         <w:t>": {</w:t>
       </w:r>
+      <w:proofErr w:type="gramEnd"/>
     </w:p>
     <w:p>
       <w:r>
@@ -2409,9 +2525,11 @@
         <w:t>SubnetAvailabilityZone</w:t>
       </w:r>
       <w:proofErr w:type="spellEnd"/>
+      <w:proofErr w:type="gramStart"/>
       <w:r>
         <w:t>": {</w:t>
       </w:r>
+      <w:proofErr w:type="gramEnd"/>
     </w:p>
     <w:p>
       <w:r>
@@ -2481,9 +2599,11 @@
         <w:t>SubnetAvailabilityZone</w:t>
       </w:r>
       <w:proofErr w:type="spellEnd"/>
+      <w:proofErr w:type="gramStart"/>
       <w:r>
         <w:t>": {</w:t>
       </w:r>
+      <w:proofErr w:type="gramEnd"/>
     </w:p>
     <w:p>
       <w:r>
@@ -2553,9 +2673,11 @@
         <w:t>SubnetAvailabilityZone</w:t>
       </w:r>
       <w:proofErr w:type="spellEnd"/>
+      <w:proofErr w:type="gramStart"/>
       <w:r>
         <w:t>": {</w:t>
       </w:r>
+      <w:proofErr w:type="gramEnd"/>
     </w:p>
     <w:p>
       <w:r>
@@ -2625,9 +2747,11 @@
         <w:t>SubnetAvailabilityZone</w:t>
       </w:r>
       <w:proofErr w:type="spellEnd"/>
+      <w:proofErr w:type="gramStart"/>
       <w:r>
         <w:t>": {</w:t>
       </w:r>
+      <w:proofErr w:type="gramEnd"/>
     </w:p>
     <w:p>
       <w:r>
@@ -2690,7 +2814,23 @@
       </w:r>
       <w:proofErr w:type="spellEnd"/>
       <w:r>
-        <w:t>": "tue:04:05-tue:04:35",</w:t>
+        <w:t>": "</w:t>
+      </w:r>
+      <w:proofErr w:type="gramStart"/>
+      <w:r>
+        <w:t>tue:04:05</w:t>
+      </w:r>
+      <w:proofErr w:type="gramEnd"/>
+      <w:r>
+        <w:t>-</w:t>
+      </w:r>
+      <w:proofErr w:type="gramStart"/>
+      <w:r>
+        <w:t>tue:04:35</w:t>
+      </w:r>
+      <w:proofErr w:type="gramEnd"/>
+      <w:r>
+        <w:t>",</w:t>
       </w:r>
     </w:p>
     <w:p>
@@ -2838,7 +2978,15 @@
       </w:r>
       <w:proofErr w:type="spellEnd"/>
       <w:r>
-        <w:t>": "default:mysql-8-0",</w:t>
+        <w:t>": "</w:t>
+      </w:r>
+      <w:proofErr w:type="gramStart"/>
+      <w:r>
+        <w:t>default:mysql</w:t>
+      </w:r>
+      <w:proofErr w:type="gramEnd"/>
+      <w:r>
+        <w:t>-8-0",</w:t>
       </w:r>
     </w:p>
     <w:p>
@@ -2918,7 +3066,15 @@
       </w:r>
       <w:proofErr w:type="spellEnd"/>
       <w:r>
-        <w:t>": "arn:aws:kms:us-east-1:047719649044:key/fafe4c54-88d6-4c71-b9df-b85d6e3da091",</w:t>
+        <w:t>": "</w:t>
+      </w:r>
+      <w:proofErr w:type="gramStart"/>
+      <w:r>
+        <w:t>arn:aws</w:t>
+      </w:r>
+      <w:proofErr w:type="gramEnd"/>
+      <w:r>
+        <w:t>:kms:us-east-1:047719649044:key/fafe4c54-88d6-4c71-b9df-b85d6e3da091",</w:t>
       </w:r>
     </w:p>
     <w:p>
@@ -2996,7 +3152,23 @@
       </w:r>
       <w:proofErr w:type="spellEnd"/>
       <w:r>
-        <w:t>": "arn:aws:rds:us-east-1:047719649044:db:labmysql",</w:t>
+        <w:t>": "</w:t>
+      </w:r>
+      <w:proofErr w:type="gramStart"/>
+      <w:r>
+        <w:t>arn:aws</w:t>
+      </w:r>
+      <w:proofErr w:type="gramEnd"/>
+      <w:r>
+        <w:t>:rds:us-east-1:047719649044:</w:t>
+      </w:r>
+      <w:proofErr w:type="gramStart"/>
+      <w:r>
+        <w:t>db:labmysql</w:t>
+      </w:r>
+      <w:proofErr w:type="gramEnd"/>
+      <w:r>
+        <w:t>",</w:t>
       </w:r>
     </w:p>
     <w:p>
@@ -3151,9 +3323,11 @@
         <w:t>CertificateDetails</w:t>
       </w:r>
       <w:proofErr w:type="spellEnd"/>
+      <w:proofErr w:type="gramStart"/>
       <w:r>
         <w:t>": {</w:t>
       </w:r>
+      <w:proofErr w:type="gramEnd"/>
     </w:p>
     <w:p>
       <w:r>
@@ -3254,10 +3428,12 @@
         <w:t>~ $ cat role-</w:t>
       </w:r>
       <w:proofErr w:type="spellStart"/>
+      <w:proofErr w:type="gramStart"/>
       <w:r>
         <w:t>policies.json</w:t>
       </w:r>
       <w:proofErr w:type="spellEnd"/>
+      <w:proofErr w:type="gramEnd"/>
       <w:r>
         <w:t xml:space="preserve"> </w:t>
       </w:r>
@@ -3291,10 +3467,12 @@
         <w:t xml:space="preserve">~ $ cat </w:t>
       </w:r>
       <w:proofErr w:type="spellStart"/>
+      <w:proofErr w:type="gramStart"/>
       <w:r>
         <w:t>secret.json</w:t>
       </w:r>
       <w:proofErr w:type="spellEnd"/>
+      <w:proofErr w:type="gramEnd"/>
       <w:r>
         <w:t xml:space="preserve"> </w:t>
       </w:r>
@@ -3306,7 +3484,23 @@
     </w:p>
     <w:p>
       <w:r>
-        <w:t xml:space="preserve">    "ARN": "arn:aws:secretsmanager:us-east-1:047719649044:secret:lab/rds/mysql1-H9aF6a",</w:t>
+        <w:t xml:space="preserve">    "ARN": "</w:t>
+      </w:r>
+      <w:proofErr w:type="gramStart"/>
+      <w:r>
+        <w:t>arn:aws</w:t>
+      </w:r>
+      <w:proofErr w:type="gramEnd"/>
+      <w:r>
+        <w:t>:secretsmanager:us-east-</w:t>
+      </w:r>
+      <w:proofErr w:type="gramStart"/>
+      <w:r>
+        <w:t>1:047719649044:secret</w:t>
+      </w:r>
+      <w:proofErr w:type="gramEnd"/>
+      <w:r>
+        <w:t>:lab/rds/mysql1-H9aF6a",</w:t>
       </w:r>
     </w:p>
     <w:p>
@@ -3362,9 +3556,11 @@
         <w:t>VersionIdsToStages</w:t>
       </w:r>
       <w:proofErr w:type="spellEnd"/>
+      <w:proofErr w:type="gramStart"/>
       <w:r>
         <w:t>": {</w:t>
       </w:r>
+      <w:proofErr w:type="gramEnd"/>
     </w:p>
     <w:p>
       <w:r>
@@ -3409,10 +3605,12 @@
         <w:t xml:space="preserve">~ $ cat </w:t>
       </w:r>
       <w:proofErr w:type="spellStart"/>
+      <w:proofErr w:type="gramStart"/>
       <w:r>
         <w:t>sg.json</w:t>
       </w:r>
       <w:proofErr w:type="spellEnd"/>
+      <w:proofErr w:type="gramEnd"/>
       <w:r>
         <w:t xml:space="preserve"> </w:t>
       </w:r>
@@ -3489,7 +3687,23 @@
       </w:r>
       <w:proofErr w:type="spellEnd"/>
       <w:r>
-        <w:t>": "arn:aws:ec2:us-east-1:047719649044:security-group/sg-0693ac05fe90b8d4e",</w:t>
+        <w:t>": "</w:t>
+      </w:r>
+      <w:proofErr w:type="gramStart"/>
+      <w:r>
+        <w:t>arn:aws</w:t>
+      </w:r>
+      <w:proofErr w:type="gramEnd"/>
+      <w:r>
+        <w:t>:ec2:us-east-</w:t>
+      </w:r>
+      <w:proofErr w:type="gramStart"/>
+      <w:r>
+        <w:t>1:047719649044:security</w:t>
+      </w:r>
+      <w:proofErr w:type="gramEnd"/>
+      <w:r>
+        <w:t>-group/sg-0693ac05fe90b8d4e",</w:t>
       </w:r>
     </w:p>
     <w:p>
@@ -3709,6 +3923,104 @@
     <w:p>
       <w:r>
         <w:t>}</w:t>
+      </w:r>
+    </w:p>
+    <w:p>
+      <w:r>
+        <w:t xml:space="preserve">Why </w:t>
+      </w:r>
+      <w:proofErr w:type="gramStart"/>
+      <w:r>
+        <w:t>each</w:t>
+      </w:r>
+      <w:proofErr w:type="gramEnd"/>
+      <w:r>
+        <w:t xml:space="preserve"> rule exists</w:t>
+      </w:r>
+    </w:p>
+    <w:p>
+      <w:r>
+        <w:t xml:space="preserve">    What would break if </w:t>
+      </w:r>
+      <w:proofErr w:type="gramStart"/>
+      <w:r>
+        <w:t>removed</w:t>
+      </w:r>
+      <w:r>
+        <w:t xml:space="preserve"> </w:t>
+      </w:r>
+      <w:r>
+        <w:t>?</w:t>
+      </w:r>
+      <w:proofErr w:type="gramEnd"/>
+      <w:r>
+        <w:t xml:space="preserve"> N</w:t>
+      </w:r>
+      <w:r>
+        <w:t>o traffic—</w:t>
+      </w:r>
+      <w:r>
+        <w:t xml:space="preserve"> Unwarranted </w:t>
+      </w:r>
+      <w:r>
+        <w:t>internal or external</w:t>
+      </w:r>
+      <w:r>
+        <w:t xml:space="preserve"> access </w:t>
+      </w:r>
+      <w:r>
+        <w:t xml:space="preserve">will be allowed to enter the database. </w:t>
+      </w:r>
+      <w:r>
+        <w:t xml:space="preserve">    </w:t>
+      </w:r>
+    </w:p>
+    <w:p>
+      <w:r>
+        <w:t xml:space="preserve">    Why </w:t>
+      </w:r>
+      <w:proofErr w:type="gramStart"/>
+      <w:r>
+        <w:t>this</w:t>
+      </w:r>
+      <w:proofErr w:type="gramEnd"/>
+      <w:r>
+        <w:t xml:space="preserve"> role exists</w:t>
+      </w:r>
+      <w:r>
+        <w:t>? To increase security.</w:t>
+      </w:r>
+    </w:p>
+    <w:p>
+      <w:r>
+        <w:t xml:space="preserve">    Why </w:t>
+      </w:r>
+      <w:proofErr w:type="gramStart"/>
+      <w:r>
+        <w:t>it can</w:t>
+      </w:r>
+      <w:proofErr w:type="gramEnd"/>
+      <w:r>
+        <w:t xml:space="preserve"> read this secret</w:t>
+      </w:r>
+      <w:r>
+        <w:t>? The IAM role was created for this purpose.</w:t>
+      </w:r>
+    </w:p>
+    <w:p>
+      <w:r>
+        <w:t xml:space="preserve">    Why </w:t>
+      </w:r>
+      <w:proofErr w:type="gramStart"/>
+      <w:r>
+        <w:t>it cannot</w:t>
+      </w:r>
+      <w:proofErr w:type="gramEnd"/>
+      <w:r>
+        <w:t xml:space="preserve"> read others</w:t>
+      </w:r>
+      <w:r>
+        <w:t>? Permission was not granted.</w:t>
       </w:r>
     </w:p>
     <w:sectPr>
@@ -4421,7 +4733,6 @@
   <w:style w:type="character" w:default="1" w:styleId="DefaultParagraphFont">
     <w:name w:val="Default Paragraph Font"/>
     <w:uiPriority w:val="1"/>
-    <w:semiHidden/>
     <w:unhideWhenUsed/>
   </w:style>
   <w:style w:type="table" w:default="1" w:styleId="TableNormal">
